--- a/Concurrency/Document/PartI.docx
+++ b/Concurrency/Document/PartI.docx
@@ -872,7 +872,23 @@
           <w:sz w:val="40"/>
           <w:szCs w:val="40"/>
         </w:rPr>
-        <w:t xml:space="preserve">+ ++count isn’t </w:t>
+        <w:t xml:space="preserve">+ </w:t>
+      </w:r>
+      <w:r>
+        <w:rPr>
+          <w:b/>
+          <w:bCs/>
+          <w:sz w:val="40"/>
+          <w:szCs w:val="40"/>
+        </w:rPr>
+        <w:t>++count</w:t>
+      </w:r>
+      <w:r>
+        <w:rPr>
+          <w:sz w:val="40"/>
+          <w:szCs w:val="40"/>
+        </w:rPr>
+        <w:t xml:space="preserve"> isn’t </w:t>
       </w:r>
       <w:r>
         <w:rPr>
@@ -1376,6 +1392,7 @@
         <w:t>+</w:t>
       </w:r>
       <w:proofErr w:type="spellStart"/>
+      <w:proofErr w:type="gramStart"/>
       <w:r>
         <w:rPr>
           <w:sz w:val="40"/>
@@ -1389,7 +1406,15 @@
           <w:sz w:val="40"/>
           <w:szCs w:val="40"/>
         </w:rPr>
-        <w:t>() 1</w:t>
+        <w:t>(</w:t>
+      </w:r>
+      <w:proofErr w:type="gramEnd"/>
+      <w:r>
+        <w:rPr>
+          <w:sz w:val="40"/>
+          <w:szCs w:val="40"/>
+        </w:rPr>
+        <w:t>) 1</w:t>
       </w:r>
       <w:r>
         <w:rPr>
@@ -1445,6 +1470,15 @@
           <w:szCs w:val="40"/>
         </w:rPr>
         <w:t>Race conditions</w:t>
+      </w:r>
+      <w:r>
+        <w:rPr>
+          <w:b/>
+          <w:bCs/>
+          <w:sz w:val="40"/>
+          <w:szCs w:val="40"/>
+        </w:rPr>
+        <w:t xml:space="preserve"> example</w:t>
       </w:r>
       <w:r>
         <w:rPr>
@@ -1484,6 +1518,7 @@
         <w:t xml:space="preserve">null when B examines, the 2 callers to </w:t>
       </w:r>
       <w:proofErr w:type="spellStart"/>
+      <w:proofErr w:type="gramStart"/>
       <w:r>
         <w:rPr>
           <w:sz w:val="40"/>
@@ -1497,7 +1532,15 @@
           <w:sz w:val="40"/>
           <w:szCs w:val="40"/>
         </w:rPr>
-        <w:t xml:space="preserve">() may receive </w:t>
+        <w:t>(</w:t>
+      </w:r>
+      <w:proofErr w:type="gramEnd"/>
+      <w:r>
+        <w:rPr>
+          <w:sz w:val="40"/>
+          <w:szCs w:val="40"/>
+        </w:rPr>
+        <w:t xml:space="preserve">) may receive </w:t>
       </w:r>
       <w:r>
         <w:rPr>
@@ -1634,7 +1677,71 @@
           <w:sz w:val="40"/>
           <w:szCs w:val="40"/>
         </w:rPr>
-        <w:t>-To ensure thread safety, check-then-act and read-modify-write operations must always be atomic.</w:t>
+        <w:t xml:space="preserve">-To ensure </w:t>
+      </w:r>
+      <w:r>
+        <w:rPr>
+          <w:b/>
+          <w:bCs/>
+          <w:sz w:val="40"/>
+          <w:szCs w:val="40"/>
+        </w:rPr>
+        <w:t>thread safety</w:t>
+      </w:r>
+      <w:r>
+        <w:rPr>
+          <w:sz w:val="40"/>
+          <w:szCs w:val="40"/>
+        </w:rPr>
+        <w:t xml:space="preserve">, </w:t>
+      </w:r>
+      <w:r>
+        <w:rPr>
+          <w:b/>
+          <w:bCs/>
+          <w:sz w:val="40"/>
+          <w:szCs w:val="40"/>
+        </w:rPr>
+        <w:t>check-then-act</w:t>
+      </w:r>
+      <w:r>
+        <w:rPr>
+          <w:sz w:val="40"/>
+          <w:szCs w:val="40"/>
+        </w:rPr>
+        <w:t xml:space="preserve"> and </w:t>
+      </w:r>
+      <w:r>
+        <w:rPr>
+          <w:b/>
+          <w:bCs/>
+          <w:sz w:val="40"/>
+          <w:szCs w:val="40"/>
+        </w:rPr>
+        <w:t>read-modify-write</w:t>
+      </w:r>
+      <w:r>
+        <w:rPr>
+          <w:sz w:val="40"/>
+          <w:szCs w:val="40"/>
+        </w:rPr>
+        <w:t xml:space="preserve"> operations must always be </w:t>
+      </w:r>
+      <w:r>
+        <w:rPr>
+          <w:b/>
+          <w:bCs/>
+          <w:sz w:val="40"/>
+          <w:szCs w:val="40"/>
+        </w:rPr>
+        <w:t>atomic</w:t>
+      </w:r>
+      <w:r>
+        <w:rPr>
+          <w:sz w:val="40"/>
+          <w:szCs w:val="40"/>
+        </w:rPr>
+        <w:t>.</w:t>
       </w:r>
     </w:p>
     <w:p>
@@ -2460,7 +2567,71 @@
           <w:sz w:val="40"/>
           <w:szCs w:val="40"/>
         </w:rPr>
-        <w:t xml:space="preserve">-Every Java object can implicitly act as a lock for purposes of synchronization, these </w:t>
+        <w:t xml:space="preserve">-Every </w:t>
+      </w:r>
+      <w:r>
+        <w:rPr>
+          <w:b/>
+          <w:bCs/>
+          <w:sz w:val="40"/>
+          <w:szCs w:val="40"/>
+        </w:rPr>
+        <w:t>Java object</w:t>
+      </w:r>
+      <w:r>
+        <w:rPr>
+          <w:sz w:val="40"/>
+          <w:szCs w:val="40"/>
+        </w:rPr>
+        <w:t xml:space="preserve"> can implicitly </w:t>
+      </w:r>
+      <w:r>
+        <w:rPr>
+          <w:b/>
+          <w:bCs/>
+          <w:sz w:val="40"/>
+          <w:szCs w:val="40"/>
+        </w:rPr>
+        <w:t>act</w:t>
+      </w:r>
+      <w:r>
+        <w:rPr>
+          <w:sz w:val="40"/>
+          <w:szCs w:val="40"/>
+        </w:rPr>
+        <w:t xml:space="preserve"> as a </w:t>
+      </w:r>
+      <w:r>
+        <w:rPr>
+          <w:b/>
+          <w:bCs/>
+          <w:sz w:val="40"/>
+          <w:szCs w:val="40"/>
+        </w:rPr>
+        <w:t>lock</w:t>
+      </w:r>
+      <w:r>
+        <w:rPr>
+          <w:sz w:val="40"/>
+          <w:szCs w:val="40"/>
+        </w:rPr>
+        <w:t xml:space="preserve"> for purposes of </w:t>
+      </w:r>
+      <w:proofErr w:type="gramStart"/>
+      <w:r>
+        <w:rPr>
+          <w:sz w:val="40"/>
+          <w:szCs w:val="40"/>
+        </w:rPr>
+        <w:t>synchronization,</w:t>
+      </w:r>
+      <w:proofErr w:type="gramEnd"/>
+      <w:r>
+        <w:rPr>
+          <w:sz w:val="40"/>
+          <w:szCs w:val="40"/>
+        </w:rPr>
+        <w:t xml:space="preserve"> these </w:t>
       </w:r>
       <w:r>
         <w:rPr>
@@ -2504,7 +2675,103 @@
           <w:sz w:val="40"/>
           <w:szCs w:val="40"/>
         </w:rPr>
-        <w:t>when control exists synchronized block (whether by normal control path or throw exception). The only way to acquire intrinsic lock is to enter synchronized block or method.</w:t>
+        <w:t xml:space="preserve">when control exists synchronized block (whether by normal control path or throw exception). The </w:t>
+      </w:r>
+      <w:r>
+        <w:rPr>
+          <w:b/>
+          <w:bCs/>
+          <w:sz w:val="40"/>
+          <w:szCs w:val="40"/>
+        </w:rPr>
+        <w:t>only way</w:t>
+      </w:r>
+      <w:r>
+        <w:rPr>
+          <w:sz w:val="40"/>
+          <w:szCs w:val="40"/>
+        </w:rPr>
+        <w:t xml:space="preserve"> to </w:t>
+      </w:r>
+      <w:r>
+        <w:rPr>
+          <w:b/>
+          <w:bCs/>
+          <w:sz w:val="40"/>
+          <w:szCs w:val="40"/>
+        </w:rPr>
+        <w:t>acquire</w:t>
+      </w:r>
+      <w:r>
+        <w:rPr>
+          <w:sz w:val="40"/>
+          <w:szCs w:val="40"/>
+        </w:rPr>
+        <w:t xml:space="preserve"> </w:t>
+      </w:r>
+      <w:r>
+        <w:rPr>
+          <w:b/>
+          <w:bCs/>
+          <w:sz w:val="40"/>
+          <w:szCs w:val="40"/>
+        </w:rPr>
+        <w:t>intrinsic lock</w:t>
+      </w:r>
+      <w:r>
+        <w:rPr>
+          <w:sz w:val="40"/>
+          <w:szCs w:val="40"/>
+        </w:rPr>
+        <w:t xml:space="preserve"> is to </w:t>
+      </w:r>
+      <w:r>
+        <w:rPr>
+          <w:b/>
+          <w:bCs/>
+          <w:sz w:val="40"/>
+          <w:szCs w:val="40"/>
+        </w:rPr>
+        <w:t>enter</w:t>
+      </w:r>
+      <w:r>
+        <w:rPr>
+          <w:sz w:val="40"/>
+          <w:szCs w:val="40"/>
+        </w:rPr>
+        <w:t xml:space="preserve"> </w:t>
+      </w:r>
+      <w:r>
+        <w:rPr>
+          <w:b/>
+          <w:bCs/>
+          <w:sz w:val="40"/>
+          <w:szCs w:val="40"/>
+        </w:rPr>
+        <w:t>synchronized block</w:t>
+      </w:r>
+      <w:r>
+        <w:rPr>
+          <w:sz w:val="40"/>
+          <w:szCs w:val="40"/>
+        </w:rPr>
+        <w:t xml:space="preserve"> or </w:t>
+      </w:r>
+      <w:r>
+        <w:rPr>
+          <w:b/>
+          <w:bCs/>
+          <w:sz w:val="40"/>
+          <w:szCs w:val="40"/>
+        </w:rPr>
+        <w:t>method</w:t>
+      </w:r>
+      <w:r>
+        <w:rPr>
+          <w:sz w:val="40"/>
+          <w:szCs w:val="40"/>
+        </w:rPr>
+        <w:t>.</w:t>
       </w:r>
     </w:p>
     <w:p>
@@ -2556,22 +2823,61 @@
           <w:sz w:val="40"/>
           <w:szCs w:val="40"/>
         </w:rPr>
-        <w:t>: at most one thread may own the lock.</w:t>
-      </w:r>
-    </w:p>
-    <w:p>
-      <w:pPr>
-        <w:rPr>
-          <w:sz w:val="40"/>
-          <w:szCs w:val="40"/>
-        </w:rPr>
-      </w:pPr>
-      <w:r>
-        <w:rPr>
-          <w:sz w:val="40"/>
-          <w:szCs w:val="40"/>
-        </w:rPr>
-        <w:t xml:space="preserve">-Synchronized blocks guarded by the same lock execute atomically with respect to one another. No thread executing a synchronized block can observe another thread to be in </w:t>
+        <w:t xml:space="preserve">: </w:t>
+      </w:r>
+      <w:r>
+        <w:rPr>
+          <w:b/>
+          <w:bCs/>
+          <w:sz w:val="40"/>
+          <w:szCs w:val="40"/>
+        </w:rPr>
+        <w:t>at most one thread</w:t>
+      </w:r>
+      <w:r>
+        <w:rPr>
+          <w:sz w:val="40"/>
+          <w:szCs w:val="40"/>
+        </w:rPr>
+        <w:t xml:space="preserve"> may </w:t>
+      </w:r>
+      <w:r>
+        <w:rPr>
+          <w:b/>
+          <w:bCs/>
+          <w:sz w:val="40"/>
+          <w:szCs w:val="40"/>
+        </w:rPr>
+        <w:t>own the lock</w:t>
+      </w:r>
+      <w:r>
+        <w:rPr>
+          <w:sz w:val="40"/>
+          <w:szCs w:val="40"/>
+        </w:rPr>
+        <w:t>.</w:t>
+      </w:r>
+    </w:p>
+    <w:p>
+      <w:pPr>
+        <w:rPr>
+          <w:sz w:val="40"/>
+          <w:szCs w:val="40"/>
+        </w:rPr>
+      </w:pPr>
+      <w:r>
+        <w:rPr>
+          <w:sz w:val="40"/>
+          <w:szCs w:val="40"/>
+        </w:rPr>
+        <w:t xml:space="preserve">-&gt; </w:t>
+      </w:r>
+      <w:r>
+        <w:rPr>
+          <w:sz w:val="40"/>
+          <w:szCs w:val="40"/>
+        </w:rPr>
+        <w:t xml:space="preserve">Synchronized blocks guarded by the same lock execute atomically with respect to one another. No thread executing a synchronized block can observe another thread to be in </w:t>
       </w:r>
       <w:r>
         <w:rPr>
@@ -2821,7 +3127,7 @@
           <w:sz w:val="40"/>
           <w:szCs w:val="40"/>
         </w:rPr>
-        <w:t xml:space="preserve">-Reentrancy is implemented by associating with each lock an </w:t>
+        <w:t>-</w:t>
       </w:r>
       <w:r>
         <w:rPr>
@@ -2830,6 +3136,45 @@
           <w:sz w:val="40"/>
           <w:szCs w:val="40"/>
         </w:rPr>
+        <w:t>E</w:t>
+      </w:r>
+      <w:r>
+        <w:rPr>
+          <w:b/>
+          <w:bCs/>
+          <w:sz w:val="40"/>
+          <w:szCs w:val="40"/>
+        </w:rPr>
+        <w:t>ach lock</w:t>
+      </w:r>
+      <w:r>
+        <w:rPr>
+          <w:sz w:val="40"/>
+          <w:szCs w:val="40"/>
+        </w:rPr>
+        <w:t xml:space="preserve"> </w:t>
+      </w:r>
+      <w:r>
+        <w:rPr>
+          <w:sz w:val="40"/>
+          <w:szCs w:val="40"/>
+        </w:rPr>
+        <w:t>has an</w:t>
+      </w:r>
+      <w:r>
+        <w:rPr>
+          <w:sz w:val="40"/>
+          <w:szCs w:val="40"/>
+        </w:rPr>
+        <w:t xml:space="preserve"> </w:t>
+      </w:r>
+      <w:r>
+        <w:rPr>
+          <w:b/>
+          <w:bCs/>
+          <w:sz w:val="40"/>
+          <w:szCs w:val="40"/>
+        </w:rPr>
         <w:t>acquisition count</w:t>
       </w:r>
       <w:r>
@@ -2869,7 +3214,23 @@
           <w:sz w:val="40"/>
           <w:szCs w:val="40"/>
         </w:rPr>
-        <w:t xml:space="preserve">. When a thread acquire a previously </w:t>
+        <w:t xml:space="preserve">. When a thread </w:t>
+      </w:r>
+      <w:proofErr w:type="gramStart"/>
+      <w:r>
+        <w:rPr>
+          <w:sz w:val="40"/>
+          <w:szCs w:val="40"/>
+        </w:rPr>
+        <w:t>acquire</w:t>
+      </w:r>
+      <w:proofErr w:type="gramEnd"/>
+      <w:r>
+        <w:rPr>
+          <w:sz w:val="40"/>
+          <w:szCs w:val="40"/>
+        </w:rPr>
+        <w:t xml:space="preserve"> a previously </w:t>
       </w:r>
       <w:proofErr w:type="spellStart"/>
       <w:r>
@@ -2885,7 +3246,7 @@
           <w:sz w:val="40"/>
           <w:szCs w:val="40"/>
         </w:rPr>
-        <w:t xml:space="preserve"> lock, JVM records the owner and sets count=1. If same thread acquires the </w:t>
+        <w:t xml:space="preserve"> lock, JVM records the owner and sets count=1. If same thread acquires the lock again, count+1 then when owning thread exits </w:t>
       </w:r>
       <w:r>
         <w:rPr>
@@ -2893,7 +3254,44 @@
           <w:szCs w:val="40"/>
         </w:rPr>
         <w:lastRenderedPageBreak/>
-        <w:t>lock again, count+1 then when owning thread exits synchronized block, coun-1. When count=0, lock is released.</w:t>
+        <w:t>synchronized block, coun-1. When count=0, lock is released.</w:t>
+      </w:r>
+      <w:r>
+        <w:rPr>
+          <w:sz w:val="40"/>
+          <w:szCs w:val="40"/>
+        </w:rPr>
+        <w:t xml:space="preserve"> </w:t>
+      </w:r>
+    </w:p>
+    <w:p>
+      <w:pPr>
+        <w:rPr>
+          <w:sz w:val="40"/>
+          <w:szCs w:val="40"/>
+        </w:rPr>
+      </w:pPr>
+      <w:r>
+        <w:rPr>
+          <w:sz w:val="40"/>
+          <w:szCs w:val="40"/>
+        </w:rPr>
+        <w:t>-&gt; Reentrancy facilities encapsulation of locking behavior, simplifies the development of object-oriented concurrent code.</w:t>
+      </w:r>
+    </w:p>
+    <w:p>
+      <w:pPr>
+        <w:rPr>
+          <w:sz w:val="40"/>
+          <w:szCs w:val="40"/>
+        </w:rPr>
+      </w:pPr>
+      <w:r>
+        <w:rPr>
+          <w:sz w:val="40"/>
+          <w:szCs w:val="40"/>
+        </w:rPr>
+        <w:t>+If without deadlock -&gt; deadlock</w:t>
       </w:r>
     </w:p>
     <w:p>
@@ -2998,7 +3396,15 @@
           <w:sz w:val="40"/>
           <w:szCs w:val="40"/>
         </w:rPr>
-        <w:t>-Compound actions on shared state (read-modify-write or check-then-act) must be made atomic to avoid race conditions. Holding a lock for entire duration of compound action can make that compound action atomic.</w:t>
+        <w:t xml:space="preserve">-Compound actions on shared state (read-modify-write or check-then-act) must be made atomic to avoid race conditions. Holding a lock for entire </w:t>
+      </w:r>
+      <w:r>
+        <w:rPr>
+          <w:sz w:val="40"/>
+          <w:szCs w:val="40"/>
+        </w:rPr>
+        <w:lastRenderedPageBreak/>
+        <w:t>duration of compound action can make that compound action atomic.</w:t>
       </w:r>
     </w:p>
     <w:p>
@@ -3061,7 +3467,6 @@
           <w:sz w:val="40"/>
           <w:szCs w:val="40"/>
         </w:rPr>
-        <w:lastRenderedPageBreak/>
         <w:t xml:space="preserve">-There is no inherent relationship between object’s intrinsic lock and its state. Acquiring the lock associated with an object doesn’t prevent </w:t>
       </w:r>
       <w:r>
@@ -3084,7 +3489,23 @@
           <w:sz w:val="40"/>
           <w:szCs w:val="40"/>
         </w:rPr>
-        <w:t>-Every object has a built-in lock, you needn’t create lock objects. You need to construct locking protocols or synchronization policies that let you access shared state safely, and use them consistently throughout your program.</w:t>
+        <w:t xml:space="preserve">-Every object has a built-in </w:t>
+      </w:r>
+      <w:proofErr w:type="gramStart"/>
+      <w:r>
+        <w:rPr>
+          <w:sz w:val="40"/>
+          <w:szCs w:val="40"/>
+        </w:rPr>
+        <w:t>lock,</w:t>
+      </w:r>
+      <w:proofErr w:type="gramEnd"/>
+      <w:r>
+        <w:rPr>
+          <w:sz w:val="40"/>
+          <w:szCs w:val="40"/>
+        </w:rPr>
+        <w:t xml:space="preserve"> you needn’t create lock objects. You need to construct locking protocols or synchronization policies that let you access shared state safely, and use them consistently throughout your program.</w:t>
       </w:r>
     </w:p>
     <w:p>
@@ -3178,6 +3599,7 @@
           <w:sz w:val="40"/>
           <w:szCs w:val="40"/>
         </w:rPr>
+        <w:lastRenderedPageBreak/>
         <w:t>+In such cases, all variables in object’s state are guarded by object’s intrinsic lock.</w:t>
       </w:r>
       <w:r>
@@ -3200,7 +3622,6 @@
           <w:sz w:val="40"/>
           <w:szCs w:val="40"/>
         </w:rPr>
-        <w:lastRenderedPageBreak/>
         <w:t>-When a variable is guarded by a lock, you’ve ensured that only one thread at a time can access that variable.</w:t>
       </w:r>
       <w:r>
@@ -3349,6 +3770,7 @@
           <w:sz w:val="40"/>
           <w:szCs w:val="40"/>
         </w:rPr>
+        <w:lastRenderedPageBreak/>
         <w:t>+Also, synchronizing every method can lead to liveness or performance problems.</w:t>
       </w:r>
     </w:p>
@@ -3377,6 +3799,383 @@
           <w:szCs w:val="40"/>
         </w:rPr>
       </w:pPr>
+      <w:r>
+        <w:rPr>
+          <w:sz w:val="40"/>
+          <w:szCs w:val="40"/>
+        </w:rPr>
+        <w:t xml:space="preserve">- In </w:t>
+      </w:r>
+      <w:proofErr w:type="spellStart"/>
+      <w:r>
+        <w:rPr>
+          <w:sz w:val="40"/>
+          <w:szCs w:val="40"/>
+        </w:rPr>
+        <w:t>UnsafeCachingFactorizer</w:t>
+      </w:r>
+      <w:proofErr w:type="spellEnd"/>
+      <w:r>
+        <w:rPr>
+          <w:sz w:val="40"/>
+          <w:szCs w:val="40"/>
+        </w:rPr>
+        <w:t xml:space="preserve"> example, synchronization makes it perform badly.</w:t>
+      </w:r>
+    </w:p>
+    <w:p>
+      <w:pPr>
+        <w:rPr>
+          <w:sz w:val="40"/>
+          <w:szCs w:val="40"/>
+        </w:rPr>
+      </w:pPr>
+      <w:r>
+        <w:rPr>
+          <w:sz w:val="40"/>
+          <w:szCs w:val="40"/>
+        </w:rPr>
+        <w:t xml:space="preserve">+service method is synchronized, only one thread </w:t>
+      </w:r>
+      <w:proofErr w:type="gramStart"/>
+      <w:r>
+        <w:rPr>
+          <w:sz w:val="40"/>
+          <w:szCs w:val="40"/>
+        </w:rPr>
+        <w:t>execute</w:t>
+      </w:r>
+      <w:proofErr w:type="gramEnd"/>
+      <w:r>
+        <w:rPr>
+          <w:sz w:val="40"/>
+          <w:szCs w:val="40"/>
+        </w:rPr>
+        <w:t xml:space="preserve"> it at once, this subverts the use of servlet framework: handle multiple requests simultaneously </w:t>
+      </w:r>
+    </w:p>
+    <w:p>
+      <w:pPr>
+        <w:rPr>
+          <w:sz w:val="40"/>
+          <w:szCs w:val="40"/>
+        </w:rPr>
+      </w:pPr>
+      <w:r>
+        <w:rPr>
+          <w:sz w:val="40"/>
+          <w:szCs w:val="40"/>
+        </w:rPr>
+        <w:t>-Example: multiple requests arrive for synchronized factoring servlet</w:t>
+      </w:r>
+    </w:p>
+    <w:p>
+      <w:pPr>
+        <w:rPr>
+          <w:sz w:val="40"/>
+          <w:szCs w:val="40"/>
+        </w:rPr>
+      </w:pPr>
+      <w:r>
+        <w:rPr>
+          <w:noProof/>
+        </w:rPr>
+        <w:drawing>
+          <wp:inline distT="0" distB="0" distL="0" distR="0" wp14:anchorId="0730ED5D" wp14:editId="4B677D10">
+            <wp:extent cx="4306754" cy="1746168"/>
+            <wp:effectExtent l="0" t="0" r="0" b="6985"/>
+            <wp:docPr id="1890025944" name="Picture 1"/>
+            <wp:cNvGraphicFramePr>
+              <a:graphicFrameLocks xmlns:a="http://schemas.openxmlformats.org/drawingml/2006/main" noChangeAspect="1"/>
+            </wp:cNvGraphicFramePr>
+            <a:graphic xmlns:a="http://schemas.openxmlformats.org/drawingml/2006/main">
+              <a:graphicData uri="http://schemas.openxmlformats.org/drawingml/2006/picture">
+                <pic:pic xmlns:pic="http://schemas.openxmlformats.org/drawingml/2006/picture">
+                  <pic:nvPicPr>
+                    <pic:cNvPr id="1890025944" name=""/>
+                    <pic:cNvPicPr/>
+                  </pic:nvPicPr>
+                  <pic:blipFill>
+                    <a:blip r:embed="rId24"/>
+                    <a:stretch>
+                      <a:fillRect/>
+                    </a:stretch>
+                  </pic:blipFill>
+                  <pic:spPr>
+                    <a:xfrm>
+                      <a:off x="0" y="0"/>
+                      <a:ext cx="4321231" cy="1752038"/>
+                    </a:xfrm>
+                    <a:prstGeom prst="rect">
+                      <a:avLst/>
+                    </a:prstGeom>
+                  </pic:spPr>
+                </pic:pic>
+              </a:graphicData>
+            </a:graphic>
+          </wp:inline>
+        </w:drawing>
+      </w:r>
+    </w:p>
+    <w:p>
+      <w:pPr>
+        <w:rPr>
+          <w:sz w:val="40"/>
+          <w:szCs w:val="40"/>
+        </w:rPr>
+      </w:pPr>
+      <w:r>
+        <w:rPr>
+          <w:sz w:val="40"/>
+          <w:szCs w:val="40"/>
+        </w:rPr>
+        <w:t xml:space="preserve">+Try to exclude from synchronized block long-running operations that don’t affect shared state, so that other thread </w:t>
+      </w:r>
+      <w:proofErr w:type="gramStart"/>
+      <w:r>
+        <w:rPr>
+          <w:sz w:val="40"/>
+          <w:szCs w:val="40"/>
+        </w:rPr>
+        <w:t>aren’t</w:t>
+      </w:r>
+      <w:proofErr w:type="gramEnd"/>
+      <w:r>
+        <w:rPr>
+          <w:sz w:val="40"/>
+          <w:szCs w:val="40"/>
+        </w:rPr>
+        <w:t xml:space="preserve"> prevented from accessing shared state while long-running operation is in progress.</w:t>
+      </w:r>
+    </w:p>
+    <w:p>
+      <w:pPr>
+        <w:rPr>
+          <w:sz w:val="40"/>
+          <w:szCs w:val="40"/>
+        </w:rPr>
+      </w:pPr>
+      <w:r>
+        <w:rPr>
+          <w:sz w:val="40"/>
+          <w:szCs w:val="40"/>
+        </w:rPr>
+        <w:t xml:space="preserve">+We restructure the servlet to use 2 separate synchronized blocks: One guards the check-then-act </w:t>
+      </w:r>
+      <w:r>
+        <w:rPr>
+          <w:sz w:val="40"/>
+          <w:szCs w:val="40"/>
+        </w:rPr>
+        <w:lastRenderedPageBreak/>
+        <w:t xml:space="preserve">and other guards updating both factors. The portions of code outside </w:t>
+      </w:r>
+      <w:proofErr w:type="gramStart"/>
+      <w:r>
+        <w:rPr>
+          <w:sz w:val="40"/>
+          <w:szCs w:val="40"/>
+        </w:rPr>
+        <w:t>operates</w:t>
+      </w:r>
+      <w:proofErr w:type="gramEnd"/>
+      <w:r>
+        <w:rPr>
+          <w:sz w:val="40"/>
+          <w:szCs w:val="40"/>
+        </w:rPr>
+        <w:t xml:space="preserve"> on local (stack-based) variables which aren’t shared across threads.</w:t>
+      </w:r>
+    </w:p>
+    <w:p>
+      <w:pPr>
+        <w:rPr>
+          <w:sz w:val="40"/>
+          <w:szCs w:val="40"/>
+        </w:rPr>
+      </w:pPr>
+      <w:r>
+        <w:rPr>
+          <w:noProof/>
+        </w:rPr>
+        <w:drawing>
+          <wp:inline distT="0" distB="0" distL="0" distR="0" wp14:anchorId="4DBF1BE9" wp14:editId="54E0FD84">
+            <wp:extent cx="4013588" cy="3298750"/>
+            <wp:effectExtent l="0" t="0" r="6350" b="0"/>
+            <wp:docPr id="38818403" name="Picture 1"/>
+            <wp:cNvGraphicFramePr>
+              <a:graphicFrameLocks xmlns:a="http://schemas.openxmlformats.org/drawingml/2006/main" noChangeAspect="1"/>
+            </wp:cNvGraphicFramePr>
+            <a:graphic xmlns:a="http://schemas.openxmlformats.org/drawingml/2006/main">
+              <a:graphicData uri="http://schemas.openxmlformats.org/drawingml/2006/picture">
+                <pic:pic xmlns:pic="http://schemas.openxmlformats.org/drawingml/2006/picture">
+                  <pic:nvPicPr>
+                    <pic:cNvPr id="38818403" name=""/>
+                    <pic:cNvPicPr/>
+                  </pic:nvPicPr>
+                  <pic:blipFill>
+                    <a:blip r:embed="rId25"/>
+                    <a:stretch>
+                      <a:fillRect/>
+                    </a:stretch>
+                  </pic:blipFill>
+                  <pic:spPr>
+                    <a:xfrm>
+                      <a:off x="0" y="0"/>
+                      <a:ext cx="4021394" cy="3305166"/>
+                    </a:xfrm>
+                    <a:prstGeom prst="rect">
+                      <a:avLst/>
+                    </a:prstGeom>
+                  </pic:spPr>
+                </pic:pic>
+              </a:graphicData>
+            </a:graphic>
+          </wp:inline>
+        </w:drawing>
+      </w:r>
+    </w:p>
+    <w:p>
+      <w:pPr>
+        <w:rPr>
+          <w:sz w:val="40"/>
+          <w:szCs w:val="40"/>
+        </w:rPr>
+      </w:pPr>
+      <w:r>
+        <w:rPr>
+          <w:sz w:val="40"/>
+          <w:szCs w:val="40"/>
+        </w:rPr>
+        <w:t>+We can use atomic, but using 2 different synchronization mechanisms would be confusing and would offer no performance or safety benefit.</w:t>
+      </w:r>
+    </w:p>
+    <w:p>
+      <w:pPr>
+        <w:rPr>
+          <w:sz w:val="40"/>
+          <w:szCs w:val="40"/>
+        </w:rPr>
+      </w:pPr>
+      <w:r>
+        <w:rPr>
+          <w:sz w:val="40"/>
+          <w:szCs w:val="40"/>
+        </w:rPr>
+        <w:t>-Deciding how big or small to make synchronized blocks may require tradeoffs among competing design forces: safety (not be compromised), simplicity and performance. Sometimes simplicity and performance are at odds with each other.</w:t>
+      </w:r>
+    </w:p>
+    <w:p>
+      <w:pPr>
+        <w:rPr>
+          <w:sz w:val="40"/>
+          <w:szCs w:val="40"/>
+        </w:rPr>
+      </w:pPr>
+      <w:r>
+        <w:rPr>
+          <w:noProof/>
+        </w:rPr>
+        <w:drawing>
+          <wp:inline distT="0" distB="0" distL="0" distR="0" wp14:anchorId="2F1E36AD" wp14:editId="4639EEF1">
+            <wp:extent cx="5943600" cy="354330"/>
+            <wp:effectExtent l="0" t="0" r="0" b="7620"/>
+            <wp:docPr id="1213479961" name="Picture 1"/>
+            <wp:cNvGraphicFramePr>
+              <a:graphicFrameLocks xmlns:a="http://schemas.openxmlformats.org/drawingml/2006/main" noChangeAspect="1"/>
+            </wp:cNvGraphicFramePr>
+            <a:graphic xmlns:a="http://schemas.openxmlformats.org/drawingml/2006/main">
+              <a:graphicData uri="http://schemas.openxmlformats.org/drawingml/2006/picture">
+                <pic:pic xmlns:pic="http://schemas.openxmlformats.org/drawingml/2006/picture">
+                  <pic:nvPicPr>
+                    <pic:cNvPr id="1213479961" name=""/>
+                    <pic:cNvPicPr/>
+                  </pic:nvPicPr>
+                  <pic:blipFill>
+                    <a:blip r:embed="rId26"/>
+                    <a:stretch>
+                      <a:fillRect/>
+                    </a:stretch>
+                  </pic:blipFill>
+                  <pic:spPr>
+                    <a:xfrm>
+                      <a:off x="0" y="0"/>
+                      <a:ext cx="5943600" cy="354330"/>
+                    </a:xfrm>
+                    <a:prstGeom prst="rect">
+                      <a:avLst/>
+                    </a:prstGeom>
+                  </pic:spPr>
+                </pic:pic>
+              </a:graphicData>
+            </a:graphic>
+          </wp:inline>
+        </w:drawing>
+      </w:r>
+    </w:p>
+    <w:p>
+      <w:pPr>
+        <w:rPr>
+          <w:sz w:val="40"/>
+          <w:szCs w:val="40"/>
+        </w:rPr>
+      </w:pPr>
+      <w:r>
+        <w:rPr>
+          <w:sz w:val="40"/>
+          <w:szCs w:val="40"/>
+        </w:rPr>
+        <w:lastRenderedPageBreak/>
+        <w:t>-Whenever using locking, should be aware of what the code in the blocking is doing and how likely it is to take a long time to execute. Holding a lock for a long time -&gt; risk of liveness or performance problems.</w:t>
+      </w:r>
+    </w:p>
+    <w:p>
+      <w:pPr>
+        <w:rPr>
+          <w:sz w:val="40"/>
+          <w:szCs w:val="40"/>
+        </w:rPr>
+      </w:pPr>
+      <w:r>
+        <w:rPr>
+          <w:noProof/>
+        </w:rPr>
+        <w:drawing>
+          <wp:inline distT="0" distB="0" distL="0" distR="0" wp14:anchorId="21EA4805" wp14:editId="0854EA9E">
+            <wp:extent cx="5821447" cy="352645"/>
+            <wp:effectExtent l="0" t="0" r="0" b="9525"/>
+            <wp:docPr id="1817082362" name="Picture 1"/>
+            <wp:cNvGraphicFramePr>
+              <a:graphicFrameLocks xmlns:a="http://schemas.openxmlformats.org/drawingml/2006/main" noChangeAspect="1"/>
+            </wp:cNvGraphicFramePr>
+            <a:graphic xmlns:a="http://schemas.openxmlformats.org/drawingml/2006/main">
+              <a:graphicData uri="http://schemas.openxmlformats.org/drawingml/2006/picture">
+                <pic:pic xmlns:pic="http://schemas.openxmlformats.org/drawingml/2006/picture">
+                  <pic:nvPicPr>
+                    <pic:cNvPr id="1817082362" name=""/>
+                    <pic:cNvPicPr/>
+                  </pic:nvPicPr>
+                  <pic:blipFill>
+                    <a:blip r:embed="rId27"/>
+                    <a:stretch>
+                      <a:fillRect/>
+                    </a:stretch>
+                  </pic:blipFill>
+                  <pic:spPr>
+                    <a:xfrm>
+                      <a:off x="0" y="0"/>
+                      <a:ext cx="5846621" cy="354170"/>
+                    </a:xfrm>
+                    <a:prstGeom prst="rect">
+                      <a:avLst/>
+                    </a:prstGeom>
+                  </pic:spPr>
+                </pic:pic>
+              </a:graphicData>
+            </a:graphic>
+          </wp:inline>
+        </w:drawing>
+      </w:r>
     </w:p>
     <w:p>
       <w:pPr>
@@ -3389,17 +4188,1142 @@
         <w:rPr>
           <w:color w:val="EE0000"/>
         </w:rPr>
+        <w:t>Chapter 3: Sharing Objects</w:t>
+      </w:r>
+    </w:p>
+    <w:p>
+      <w:pPr>
+        <w:rPr>
+          <w:sz w:val="40"/>
+          <w:szCs w:val="40"/>
+        </w:rPr>
+      </w:pPr>
+      <w:r>
+        <w:rPr>
+          <w:sz w:val="40"/>
+          <w:szCs w:val="40"/>
+        </w:rPr>
+        <w:t xml:space="preserve">-Chap 2 about using synchronization to prevent multiple threads from accessing same data at same time. Chap 3 will examine techniques for sharing and publishing objects so they can be safely accessed by multiple threads </w:t>
+      </w:r>
+    </w:p>
+    <w:p>
+      <w:pPr>
+        <w:rPr>
+          <w:sz w:val="40"/>
+          <w:szCs w:val="40"/>
+        </w:rPr>
+      </w:pPr>
+      <w:r>
+        <w:rPr>
+          <w:sz w:val="40"/>
+          <w:szCs w:val="40"/>
+        </w:rPr>
+        <w:t>-&gt; Together they lay the foundation for building thread-safe classes and safely structuring concurrent apps</w:t>
+      </w:r>
+    </w:p>
+    <w:p>
+      <w:pPr>
+        <w:rPr>
+          <w:sz w:val="40"/>
+          <w:szCs w:val="40"/>
+        </w:rPr>
+      </w:pPr>
+      <w:r>
+        <w:rPr>
+          <w:sz w:val="40"/>
+          <w:szCs w:val="40"/>
+        </w:rPr>
+        <w:t xml:space="preserve">-Synchronization: not only atomicity, demarcate “critical sections”, but also </w:t>
+      </w:r>
+      <w:r>
+        <w:rPr>
+          <w:b/>
+          <w:bCs/>
+          <w:sz w:val="40"/>
+          <w:szCs w:val="40"/>
+        </w:rPr>
+        <w:t>memory visibility</w:t>
+      </w:r>
+      <w:r>
+        <w:rPr>
+          <w:sz w:val="40"/>
+          <w:szCs w:val="40"/>
+        </w:rPr>
+        <w:t>: when a thread modifies the object state, other threads can see the changes that were made.</w:t>
+      </w:r>
+    </w:p>
+    <w:p>
+      <w:pPr>
+        <w:pStyle w:val="Heading2"/>
+        <w:rPr>
+          <w:color w:val="275317" w:themeColor="accent6" w:themeShade="80"/>
+          <w:sz w:val="40"/>
+          <w:szCs w:val="40"/>
+        </w:rPr>
+      </w:pPr>
+      <w:r>
+        <w:rPr>
+          <w:color w:val="275317" w:themeColor="accent6" w:themeShade="80"/>
+          <w:sz w:val="40"/>
+          <w:szCs w:val="40"/>
+        </w:rPr>
+        <w:t>3.1 Visibility</w:t>
+      </w:r>
+    </w:p>
+    <w:p>
+      <w:pPr>
+        <w:rPr>
+          <w:sz w:val="40"/>
+          <w:szCs w:val="40"/>
+        </w:rPr>
+      </w:pPr>
+      <w:r>
+        <w:rPr>
+          <w:sz w:val="40"/>
+          <w:szCs w:val="40"/>
+        </w:rPr>
+        <w:t xml:space="preserve">-Visibility is subtle (not obvious) because the things that can go wrong are unexpected </w:t>
+      </w:r>
+    </w:p>
+    <w:p>
+      <w:pPr>
+        <w:rPr>
+          <w:sz w:val="40"/>
+          <w:szCs w:val="40"/>
+        </w:rPr>
+      </w:pPr>
+      <w:r>
+        <w:rPr>
+          <w:sz w:val="40"/>
+          <w:szCs w:val="40"/>
+        </w:rPr>
         <w:lastRenderedPageBreak/>
-        <w:t>Chapter 3: Sharing Objects</w:t>
-      </w:r>
-    </w:p>
-    <w:p>
-      <w:pPr>
-        <w:rPr>
-          <w:sz w:val="40"/>
-          <w:szCs w:val="40"/>
-        </w:rPr>
-      </w:pPr>
+        <w:t>+Single-threaded: write a value to variable, then read that variable with no intervening writes, you can expect to get the same value.</w:t>
+      </w:r>
+    </w:p>
+    <w:p>
+      <w:pPr>
+        <w:rPr>
+          <w:sz w:val="40"/>
+          <w:szCs w:val="40"/>
+        </w:rPr>
+      </w:pPr>
+      <w:r>
+        <w:rPr>
+          <w:sz w:val="40"/>
+          <w:szCs w:val="40"/>
+        </w:rPr>
+        <w:t>+Different threads: There is not guarantee that reading thread will see a value written by another thread on a timely basis, or even at all.</w:t>
+      </w:r>
+    </w:p>
+    <w:p>
+      <w:pPr>
+        <w:rPr>
+          <w:sz w:val="40"/>
+          <w:szCs w:val="40"/>
+        </w:rPr>
+      </w:pPr>
+      <w:r>
+        <w:rPr>
+          <w:sz w:val="40"/>
+          <w:szCs w:val="40"/>
+        </w:rPr>
+        <w:t>-&gt; To ensure visibility of memory writes across threads, must use synchronization.</w:t>
+      </w:r>
+    </w:p>
+    <w:p>
+      <w:pPr>
+        <w:rPr>
+          <w:sz w:val="40"/>
+          <w:szCs w:val="40"/>
+        </w:rPr>
+      </w:pPr>
+      <w:r>
+        <w:rPr>
+          <w:sz w:val="40"/>
+          <w:szCs w:val="40"/>
+        </w:rPr>
+        <w:t>-Example: threads share data without synchronization</w:t>
+      </w:r>
+    </w:p>
+    <w:p>
+      <w:pPr>
+        <w:rPr>
+          <w:sz w:val="40"/>
+          <w:szCs w:val="40"/>
+        </w:rPr>
+      </w:pPr>
+      <w:r>
+        <w:rPr>
+          <w:noProof/>
+        </w:rPr>
+        <w:drawing>
+          <wp:inline distT="0" distB="0" distL="0" distR="0" wp14:anchorId="638081E7" wp14:editId="6DB27DD7">
+            <wp:extent cx="4195072" cy="2969268"/>
+            <wp:effectExtent l="0" t="0" r="0" b="2540"/>
+            <wp:docPr id="568883445" name="Picture 1"/>
+            <wp:cNvGraphicFramePr>
+              <a:graphicFrameLocks xmlns:a="http://schemas.openxmlformats.org/drawingml/2006/main" noChangeAspect="1"/>
+            </wp:cNvGraphicFramePr>
+            <a:graphic xmlns:a="http://schemas.openxmlformats.org/drawingml/2006/main">
+              <a:graphicData uri="http://schemas.openxmlformats.org/drawingml/2006/picture">
+                <pic:pic xmlns:pic="http://schemas.openxmlformats.org/drawingml/2006/picture">
+                  <pic:nvPicPr>
+                    <pic:cNvPr id="568883445" name=""/>
+                    <pic:cNvPicPr/>
+                  </pic:nvPicPr>
+                  <pic:blipFill>
+                    <a:blip r:embed="rId28"/>
+                    <a:stretch>
+                      <a:fillRect/>
+                    </a:stretch>
+                  </pic:blipFill>
+                  <pic:spPr>
+                    <a:xfrm>
+                      <a:off x="0" y="0"/>
+                      <a:ext cx="4201109" cy="2973541"/>
+                    </a:xfrm>
+                    <a:prstGeom prst="rect">
+                      <a:avLst/>
+                    </a:prstGeom>
+                  </pic:spPr>
+                </pic:pic>
+              </a:graphicData>
+            </a:graphic>
+          </wp:inline>
+        </w:drawing>
+      </w:r>
+    </w:p>
+    <w:p>
+      <w:pPr>
+        <w:rPr>
+          <w:sz w:val="40"/>
+          <w:szCs w:val="40"/>
+        </w:rPr>
+      </w:pPr>
+      <w:r>
+        <w:rPr>
+          <w:sz w:val="40"/>
+          <w:szCs w:val="40"/>
+        </w:rPr>
+        <w:t xml:space="preserve">+Example could loop forever because the value of ready might </w:t>
+      </w:r>
+      <w:r>
+        <w:rPr>
+          <w:b/>
+          <w:bCs/>
+          <w:sz w:val="40"/>
+          <w:szCs w:val="40"/>
+        </w:rPr>
+        <w:t>never</w:t>
+      </w:r>
+      <w:r>
+        <w:rPr>
+          <w:sz w:val="40"/>
+          <w:szCs w:val="40"/>
+        </w:rPr>
+        <w:t xml:space="preserve"> become </w:t>
+      </w:r>
+      <w:r>
+        <w:rPr>
+          <w:b/>
+          <w:bCs/>
+          <w:sz w:val="40"/>
+          <w:szCs w:val="40"/>
+        </w:rPr>
+        <w:t>visible</w:t>
+      </w:r>
+      <w:r>
+        <w:rPr>
+          <w:sz w:val="40"/>
+          <w:szCs w:val="40"/>
+        </w:rPr>
+        <w:t xml:space="preserve"> to reader thread. Or </w:t>
+      </w:r>
+      <w:proofErr w:type="gramStart"/>
+      <w:r>
+        <w:rPr>
+          <w:sz w:val="40"/>
+          <w:szCs w:val="40"/>
+        </w:rPr>
+        <w:t>It</w:t>
+      </w:r>
+      <w:proofErr w:type="gramEnd"/>
+      <w:r>
+        <w:rPr>
+          <w:sz w:val="40"/>
+          <w:szCs w:val="40"/>
+        </w:rPr>
+        <w:t xml:space="preserve"> could print 0 because the write to ready might be made </w:t>
+      </w:r>
+      <w:r>
+        <w:rPr>
+          <w:b/>
+          <w:bCs/>
+          <w:sz w:val="40"/>
+          <w:szCs w:val="40"/>
+        </w:rPr>
+        <w:t>visible</w:t>
+      </w:r>
+      <w:r>
+        <w:rPr>
+          <w:sz w:val="40"/>
+          <w:szCs w:val="40"/>
+        </w:rPr>
+        <w:t xml:space="preserve"> to reader thread </w:t>
+      </w:r>
+      <w:r>
+        <w:rPr>
+          <w:b/>
+          <w:bCs/>
+          <w:sz w:val="40"/>
+          <w:szCs w:val="40"/>
+        </w:rPr>
+        <w:t>before</w:t>
+      </w:r>
+      <w:r>
+        <w:rPr>
+          <w:sz w:val="40"/>
+          <w:szCs w:val="40"/>
+        </w:rPr>
+        <w:t xml:space="preserve"> write to number.</w:t>
+      </w:r>
+    </w:p>
+    <w:p>
+      <w:pPr>
+        <w:rPr>
+          <w:sz w:val="40"/>
+          <w:szCs w:val="40"/>
+        </w:rPr>
+      </w:pPr>
+      <w:r>
+        <w:rPr>
+          <w:sz w:val="40"/>
+          <w:szCs w:val="40"/>
+        </w:rPr>
+        <w:lastRenderedPageBreak/>
+        <w:t xml:space="preserve">-&gt; </w:t>
+      </w:r>
+      <w:r>
+        <w:rPr>
+          <w:b/>
+          <w:bCs/>
+          <w:sz w:val="40"/>
+          <w:szCs w:val="40"/>
+        </w:rPr>
+        <w:t>Reordering</w:t>
+      </w:r>
+      <w:r>
+        <w:rPr>
+          <w:sz w:val="40"/>
+          <w:szCs w:val="40"/>
+        </w:rPr>
+        <w:t xml:space="preserve">: </w:t>
+      </w:r>
+      <w:r>
+        <w:rPr>
+          <w:sz w:val="40"/>
+          <w:szCs w:val="40"/>
+        </w:rPr>
+        <w:t xml:space="preserve">There is no guarantee that operations in one thread will be performed in the order given by program, as long as the </w:t>
+      </w:r>
+      <w:r>
+        <w:rPr>
+          <w:sz w:val="40"/>
+          <w:szCs w:val="40"/>
+        </w:rPr>
+        <w:t>reordering</w:t>
+      </w:r>
+      <w:r>
+        <w:rPr>
+          <w:sz w:val="40"/>
+          <w:szCs w:val="40"/>
+        </w:rPr>
+        <w:t xml:space="preserve"> is not detectable from within that thread – even if the reordering is apparent to other threads</w:t>
+      </w:r>
+      <w:r>
+        <w:rPr>
+          <w:sz w:val="40"/>
+          <w:szCs w:val="40"/>
+        </w:rPr>
+        <w:t>.</w:t>
+      </w:r>
+    </w:p>
+    <w:p>
+      <w:pPr>
+        <w:rPr>
+          <w:sz w:val="40"/>
+          <w:szCs w:val="40"/>
+        </w:rPr>
+      </w:pPr>
+      <w:r>
+        <w:rPr>
+          <w:noProof/>
+        </w:rPr>
+        <w:drawing>
+          <wp:inline distT="0" distB="0" distL="0" distR="0" wp14:anchorId="5F1FA4AF" wp14:editId="130BD018">
+            <wp:extent cx="5943600" cy="499745"/>
+            <wp:effectExtent l="0" t="0" r="0" b="0"/>
+            <wp:docPr id="333689324" name="Picture 1"/>
+            <wp:cNvGraphicFramePr>
+              <a:graphicFrameLocks xmlns:a="http://schemas.openxmlformats.org/drawingml/2006/main" noChangeAspect="1"/>
+            </wp:cNvGraphicFramePr>
+            <a:graphic xmlns:a="http://schemas.openxmlformats.org/drawingml/2006/main">
+              <a:graphicData uri="http://schemas.openxmlformats.org/drawingml/2006/picture">
+                <pic:pic xmlns:pic="http://schemas.openxmlformats.org/drawingml/2006/picture">
+                  <pic:nvPicPr>
+                    <pic:cNvPr id="333689324" name=""/>
+                    <pic:cNvPicPr/>
+                  </pic:nvPicPr>
+                  <pic:blipFill>
+                    <a:blip r:embed="rId29"/>
+                    <a:stretch>
+                      <a:fillRect/>
+                    </a:stretch>
+                  </pic:blipFill>
+                  <pic:spPr>
+                    <a:xfrm>
+                      <a:off x="0" y="0"/>
+                      <a:ext cx="5943600" cy="499745"/>
+                    </a:xfrm>
+                    <a:prstGeom prst="rect">
+                      <a:avLst/>
+                    </a:prstGeom>
+                  </pic:spPr>
+                </pic:pic>
+              </a:graphicData>
+            </a:graphic>
+          </wp:inline>
+        </w:drawing>
+      </w:r>
+    </w:p>
+    <w:p>
+      <w:pPr>
+        <w:rPr>
+          <w:sz w:val="40"/>
+          <w:szCs w:val="40"/>
+        </w:rPr>
+      </w:pPr>
+      <w:r>
+        <w:rPr>
+          <w:sz w:val="40"/>
+          <w:szCs w:val="40"/>
+        </w:rPr>
+        <w:t>-</w:t>
+      </w:r>
+      <w:r>
+        <w:rPr>
+          <w:sz w:val="40"/>
+          <w:szCs w:val="40"/>
+        </w:rPr>
+        <w:t>To avoid these complex issues: always use synchronization whenever data is shared across threads.</w:t>
+      </w:r>
+    </w:p>
+    <w:p>
+      <w:pPr>
+        <w:pStyle w:val="Heading3"/>
+        <w:rPr>
+          <w:color w:val="501549" w:themeColor="accent5" w:themeShade="80"/>
+          <w:sz w:val="40"/>
+          <w:szCs w:val="40"/>
+        </w:rPr>
+      </w:pPr>
+      <w:r>
+        <w:rPr>
+          <w:color w:val="501549" w:themeColor="accent5" w:themeShade="80"/>
+          <w:sz w:val="40"/>
+          <w:szCs w:val="40"/>
+        </w:rPr>
+        <w:t>3.1.1 Stale Data</w:t>
+      </w:r>
+    </w:p>
+    <w:p>
+      <w:pPr>
+        <w:rPr>
+          <w:sz w:val="40"/>
+          <w:szCs w:val="40"/>
+        </w:rPr>
+      </w:pPr>
+      <w:r>
+        <w:rPr>
+          <w:sz w:val="40"/>
+          <w:szCs w:val="40"/>
+        </w:rPr>
+        <w:t xml:space="preserve">-Example above can cause </w:t>
+      </w:r>
+      <w:r>
+        <w:rPr>
+          <w:b/>
+          <w:bCs/>
+          <w:sz w:val="40"/>
+          <w:szCs w:val="40"/>
+        </w:rPr>
+        <w:t>stale data</w:t>
+      </w:r>
+      <w:r>
+        <w:rPr>
+          <w:sz w:val="40"/>
+          <w:szCs w:val="40"/>
+        </w:rPr>
+        <w:t>:</w:t>
+      </w:r>
+      <w:r>
+        <w:rPr>
+          <w:sz w:val="40"/>
+          <w:szCs w:val="40"/>
+        </w:rPr>
+        <w:t xml:space="preserve"> When the reader thread examines unsynchronized variable, it may see an </w:t>
+      </w:r>
+      <w:r>
+        <w:rPr>
+          <w:b/>
+          <w:bCs/>
+          <w:sz w:val="40"/>
+          <w:szCs w:val="40"/>
+        </w:rPr>
+        <w:t>out-of-date</w:t>
+      </w:r>
+      <w:r>
+        <w:rPr>
+          <w:sz w:val="40"/>
+          <w:szCs w:val="40"/>
+        </w:rPr>
+        <w:t xml:space="preserve"> value.</w:t>
+      </w:r>
+    </w:p>
+    <w:p>
+      <w:pPr>
+        <w:rPr>
+          <w:sz w:val="40"/>
+          <w:szCs w:val="40"/>
+        </w:rPr>
+      </w:pPr>
+      <w:r>
+        <w:rPr>
+          <w:sz w:val="40"/>
+          <w:szCs w:val="40"/>
+        </w:rPr>
+        <w:t>+Staleness is not all-or-nothing: a thread can see an up-to-date of one variable but a stale value of another variable that was written first.</w:t>
+      </w:r>
+    </w:p>
+    <w:p>
+      <w:pPr>
+        <w:rPr>
+          <w:sz w:val="40"/>
+          <w:szCs w:val="40"/>
+        </w:rPr>
+      </w:pPr>
+      <w:r>
+        <w:rPr>
+          <w:sz w:val="40"/>
+          <w:szCs w:val="40"/>
+        </w:rPr>
+        <w:t>-Stale values can cause safety or liveness failure. In object reference (link pointers in linked list implementation), stale data can cause failures like unexpected exceptions, corrupted data structures, inaccurate computations, infinite loops.</w:t>
+      </w:r>
+    </w:p>
+    <w:p>
+      <w:pPr>
+        <w:rPr>
+          <w:sz w:val="40"/>
+          <w:szCs w:val="40"/>
+        </w:rPr>
+      </w:pPr>
+      <w:r>
+        <w:rPr>
+          <w:sz w:val="40"/>
+          <w:szCs w:val="40"/>
+        </w:rPr>
+        <w:lastRenderedPageBreak/>
+        <w:t>-Example: Non-thread-safe mutable integer:</w:t>
+      </w:r>
+    </w:p>
+    <w:p>
+      <w:pPr>
+        <w:rPr>
+          <w:noProof/>
+        </w:rPr>
+      </w:pPr>
+      <w:r>
+        <w:rPr>
+          <w:noProof/>
+        </w:rPr>
+        <w:drawing>
+          <wp:anchor distT="0" distB="0" distL="114300" distR="114300" simplePos="0" relativeHeight="251658240" behindDoc="0" locked="0" layoutInCell="1" allowOverlap="1" wp14:anchorId="498B5DA8" wp14:editId="086F129E">
+            <wp:simplePos x="914400" y="1375090"/>
+            <wp:positionH relativeFrom="column">
+              <wp:align>left</wp:align>
+            </wp:positionH>
+            <wp:positionV relativeFrom="paragraph">
+              <wp:align>top</wp:align>
+            </wp:positionV>
+            <wp:extent cx="3332562" cy="1235487"/>
+            <wp:effectExtent l="0" t="0" r="1270" b="3175"/>
+            <wp:wrapSquare wrapText="bothSides"/>
+            <wp:docPr id="1593532283" name="Picture 1"/>
+            <wp:cNvGraphicFramePr>
+              <a:graphicFrameLocks xmlns:a="http://schemas.openxmlformats.org/drawingml/2006/main" noChangeAspect="1"/>
+            </wp:cNvGraphicFramePr>
+            <a:graphic xmlns:a="http://schemas.openxmlformats.org/drawingml/2006/main">
+              <a:graphicData uri="http://schemas.openxmlformats.org/drawingml/2006/picture">
+                <pic:pic xmlns:pic="http://schemas.openxmlformats.org/drawingml/2006/picture">
+                  <pic:nvPicPr>
+                    <pic:cNvPr id="1593532283" name=""/>
+                    <pic:cNvPicPr/>
+                  </pic:nvPicPr>
+                  <pic:blipFill>
+                    <a:blip r:embed="rId30">
+                      <a:extLst>
+                        <a:ext uri="{28A0092B-C50C-407E-A947-70E740481C1C}">
+                          <a14:useLocalDpi xmlns:a14="http://schemas.microsoft.com/office/drawing/2010/main" val="0"/>
+                        </a:ext>
+                      </a:extLst>
+                    </a:blip>
+                    <a:stretch>
+                      <a:fillRect/>
+                    </a:stretch>
+                  </pic:blipFill>
+                  <pic:spPr>
+                    <a:xfrm>
+                      <a:off x="0" y="0"/>
+                      <a:ext cx="3332562" cy="1235487"/>
+                    </a:xfrm>
+                    <a:prstGeom prst="rect">
+                      <a:avLst/>
+                    </a:prstGeom>
+                  </pic:spPr>
+                </pic:pic>
+              </a:graphicData>
+            </a:graphic>
+          </wp:anchor>
+        </w:drawing>
+      </w:r>
+    </w:p>
+    <w:p>
+      <w:pPr>
+        <w:rPr>
+          <w:noProof/>
+        </w:rPr>
+      </w:pPr>
+    </w:p>
+    <w:p>
+      <w:pPr>
+        <w:rPr>
+          <w:noProof/>
+        </w:rPr>
+      </w:pPr>
+    </w:p>
+    <w:p>
+      <w:pPr>
+        <w:tabs>
+          <w:tab w:val="center" w:pos="1965"/>
+        </w:tabs>
+        <w:rPr>
+          <w:sz w:val="40"/>
+          <w:szCs w:val="40"/>
+        </w:rPr>
+      </w:pPr>
+      <w:r>
+        <w:rPr>
+          <w:sz w:val="40"/>
+          <w:szCs w:val="40"/>
+        </w:rPr>
+        <w:tab/>
+      </w:r>
+      <w:r>
+        <w:rPr>
+          <w:sz w:val="40"/>
+          <w:szCs w:val="40"/>
+        </w:rPr>
+        <w:br w:type="textWrapping" w:clear="all"/>
+        <w:t xml:space="preserve">+Stale value: if one thread calls </w:t>
+      </w:r>
+      <w:proofErr w:type="gramStart"/>
+      <w:r>
+        <w:rPr>
+          <w:sz w:val="40"/>
+          <w:szCs w:val="40"/>
+        </w:rPr>
+        <w:t>set(</w:t>
+      </w:r>
+      <w:proofErr w:type="gramEnd"/>
+      <w:r>
+        <w:rPr>
+          <w:sz w:val="40"/>
+          <w:szCs w:val="40"/>
+        </w:rPr>
+        <w:t xml:space="preserve">), other threads calling </w:t>
+      </w:r>
+      <w:proofErr w:type="gramStart"/>
+      <w:r>
+        <w:rPr>
+          <w:sz w:val="40"/>
+          <w:szCs w:val="40"/>
+        </w:rPr>
+        <w:t>get(</w:t>
+      </w:r>
+      <w:proofErr w:type="gramEnd"/>
+      <w:r>
+        <w:rPr>
+          <w:sz w:val="40"/>
+          <w:szCs w:val="40"/>
+        </w:rPr>
+        <w:t>) may or may not see that update.</w:t>
+      </w:r>
+    </w:p>
+    <w:p>
+      <w:pPr>
+        <w:tabs>
+          <w:tab w:val="center" w:pos="1965"/>
+        </w:tabs>
+        <w:rPr>
+          <w:sz w:val="40"/>
+          <w:szCs w:val="40"/>
+        </w:rPr>
+      </w:pPr>
+      <w:r>
+        <w:rPr>
+          <w:sz w:val="40"/>
+          <w:szCs w:val="40"/>
+        </w:rPr>
+        <w:t>+Synchronizing getter and setter:</w:t>
+      </w:r>
+    </w:p>
+    <w:p>
+      <w:pPr>
+        <w:tabs>
+          <w:tab w:val="center" w:pos="1965"/>
+        </w:tabs>
+        <w:rPr>
+          <w:sz w:val="40"/>
+          <w:szCs w:val="40"/>
+        </w:rPr>
+      </w:pPr>
+      <w:r>
+        <w:rPr>
+          <w:noProof/>
+        </w:rPr>
+        <w:drawing>
+          <wp:inline distT="0" distB="0" distL="0" distR="0" wp14:anchorId="5E426760" wp14:editId="2324D936">
+            <wp:extent cx="4236953" cy="880888"/>
+            <wp:effectExtent l="0" t="0" r="0" b="0"/>
+            <wp:docPr id="941743119" name="Picture 1"/>
+            <wp:cNvGraphicFramePr>
+              <a:graphicFrameLocks xmlns:a="http://schemas.openxmlformats.org/drawingml/2006/main" noChangeAspect="1"/>
+            </wp:cNvGraphicFramePr>
+            <a:graphic xmlns:a="http://schemas.openxmlformats.org/drawingml/2006/main">
+              <a:graphicData uri="http://schemas.openxmlformats.org/drawingml/2006/picture">
+                <pic:pic xmlns:pic="http://schemas.openxmlformats.org/drawingml/2006/picture">
+                  <pic:nvPicPr>
+                    <pic:cNvPr id="941743119" name=""/>
+                    <pic:cNvPicPr/>
+                  </pic:nvPicPr>
+                  <pic:blipFill>
+                    <a:blip r:embed="rId31"/>
+                    <a:stretch>
+                      <a:fillRect/>
+                    </a:stretch>
+                  </pic:blipFill>
+                  <pic:spPr>
+                    <a:xfrm>
+                      <a:off x="0" y="0"/>
+                      <a:ext cx="4265283" cy="886778"/>
+                    </a:xfrm>
+                    <a:prstGeom prst="rect">
+                      <a:avLst/>
+                    </a:prstGeom>
+                  </pic:spPr>
+                </pic:pic>
+              </a:graphicData>
+            </a:graphic>
+          </wp:inline>
+        </w:drawing>
+      </w:r>
+    </w:p>
+    <w:p>
+      <w:pPr>
+        <w:tabs>
+          <w:tab w:val="center" w:pos="1965"/>
+        </w:tabs>
+        <w:rPr>
+          <w:sz w:val="40"/>
+          <w:szCs w:val="40"/>
+        </w:rPr>
+      </w:pPr>
+      <w:r>
+        <w:rPr>
+          <w:sz w:val="40"/>
+          <w:szCs w:val="40"/>
+        </w:rPr>
+        <w:t>+</w:t>
+      </w:r>
+      <w:r>
+        <w:rPr>
+          <w:sz w:val="40"/>
+          <w:szCs w:val="40"/>
+        </w:rPr>
+        <w:t>Synchronizing only setter would not be sufficient: threads calling get would still be able to see stale values.</w:t>
+      </w:r>
+    </w:p>
+    <w:p>
+      <w:pPr>
+        <w:pStyle w:val="Heading3"/>
+        <w:rPr>
+          <w:color w:val="501549" w:themeColor="accent5" w:themeShade="80"/>
+          <w:sz w:val="40"/>
+          <w:szCs w:val="40"/>
+        </w:rPr>
+      </w:pPr>
+      <w:r>
+        <w:rPr>
+          <w:color w:val="501549" w:themeColor="accent5" w:themeShade="80"/>
+          <w:sz w:val="40"/>
+          <w:szCs w:val="40"/>
+        </w:rPr>
+        <w:t>3.</w:t>
+      </w:r>
+      <w:r>
+        <w:rPr>
+          <w:color w:val="501549" w:themeColor="accent5" w:themeShade="80"/>
+          <w:sz w:val="40"/>
+          <w:szCs w:val="40"/>
+        </w:rPr>
+        <w:t>1</w:t>
+      </w:r>
+      <w:r>
+        <w:rPr>
+          <w:color w:val="501549" w:themeColor="accent5" w:themeShade="80"/>
+          <w:sz w:val="40"/>
+          <w:szCs w:val="40"/>
+        </w:rPr>
+        <w:t>.2</w:t>
+      </w:r>
+      <w:r>
+        <w:rPr>
+          <w:color w:val="501549" w:themeColor="accent5" w:themeShade="80"/>
+          <w:sz w:val="40"/>
+          <w:szCs w:val="40"/>
+        </w:rPr>
+        <w:t xml:space="preserve"> </w:t>
+      </w:r>
+      <w:proofErr w:type="gramStart"/>
+      <w:r>
+        <w:rPr>
+          <w:color w:val="501549" w:themeColor="accent5" w:themeShade="80"/>
+          <w:sz w:val="40"/>
+          <w:szCs w:val="40"/>
+        </w:rPr>
+        <w:t>Non-atomic</w:t>
+      </w:r>
+      <w:proofErr w:type="gramEnd"/>
+      <w:r>
+        <w:rPr>
+          <w:color w:val="501549" w:themeColor="accent5" w:themeShade="80"/>
+          <w:sz w:val="40"/>
+          <w:szCs w:val="40"/>
+        </w:rPr>
+        <w:t xml:space="preserve"> 64-bit Operations</w:t>
+      </w:r>
+    </w:p>
+    <w:p>
+      <w:pPr>
+        <w:tabs>
+          <w:tab w:val="center" w:pos="1965"/>
+        </w:tabs>
+        <w:rPr>
+          <w:sz w:val="40"/>
+          <w:szCs w:val="40"/>
+        </w:rPr>
+      </w:pPr>
+      <w:r>
+        <w:rPr>
+          <w:sz w:val="40"/>
+          <w:szCs w:val="40"/>
+        </w:rPr>
+        <w:t>-</w:t>
+      </w:r>
+      <w:r>
+        <w:rPr>
+          <w:b/>
+          <w:bCs/>
+          <w:sz w:val="40"/>
+          <w:szCs w:val="40"/>
+        </w:rPr>
+        <w:t>out-of-thin-air safety</w:t>
+      </w:r>
+      <w:r>
+        <w:rPr>
+          <w:sz w:val="40"/>
+          <w:szCs w:val="40"/>
+        </w:rPr>
+        <w:t xml:space="preserve">: thread reads a variable without synchronization, it may see a stale value, but at least it sees a value that was actually </w:t>
+      </w:r>
+      <w:r>
+        <w:rPr>
+          <w:sz w:val="40"/>
+          <w:szCs w:val="40"/>
+        </w:rPr>
+        <w:t>placed there by some thread rather than some random value.</w:t>
+      </w:r>
+    </w:p>
+    <w:p>
+      <w:pPr>
+        <w:tabs>
+          <w:tab w:val="center" w:pos="1965"/>
+        </w:tabs>
+        <w:rPr>
+          <w:sz w:val="40"/>
+          <w:szCs w:val="40"/>
+        </w:rPr>
+      </w:pPr>
+      <w:r>
+        <w:rPr>
+          <w:sz w:val="40"/>
+          <w:szCs w:val="40"/>
+        </w:rPr>
+        <w:t>-This safety applies to all variables but not 64-bit numeric variables (double, long) that aren’t volatile.</w:t>
+      </w:r>
+    </w:p>
+    <w:p>
+      <w:pPr>
+        <w:tabs>
+          <w:tab w:val="center" w:pos="1965"/>
+        </w:tabs>
+        <w:rPr>
+          <w:sz w:val="40"/>
+          <w:szCs w:val="40"/>
+        </w:rPr>
+      </w:pPr>
+      <w:r>
+        <w:rPr>
+          <w:sz w:val="40"/>
+          <w:szCs w:val="40"/>
+        </w:rPr>
+        <w:lastRenderedPageBreak/>
+        <w:t>+Java Memory Model treats 64-bit read or write as 2 separate 32-bit operations. If reads and writes occur in different threads, it’s possible to read a nonvol</w:t>
+      </w:r>
+      <w:r>
+        <w:rPr>
+          <w:sz w:val="40"/>
+          <w:szCs w:val="40"/>
+        </w:rPr>
+        <w:t>atile long and get back the high 32 bits of one value and the low 32 bits of another.</w:t>
+      </w:r>
+    </w:p>
+    <w:p>
+      <w:pPr>
+        <w:pStyle w:val="Heading3"/>
+        <w:rPr>
+          <w:color w:val="501549" w:themeColor="accent5" w:themeShade="80"/>
+          <w:sz w:val="40"/>
+          <w:szCs w:val="40"/>
+        </w:rPr>
+      </w:pPr>
+      <w:r>
+        <w:rPr>
+          <w:color w:val="501549" w:themeColor="accent5" w:themeShade="80"/>
+          <w:sz w:val="40"/>
+          <w:szCs w:val="40"/>
+        </w:rPr>
+        <w:t>3.1.3 Locking and Visibility</w:t>
+      </w:r>
+    </w:p>
+    <w:p>
+      <w:pPr>
+        <w:tabs>
+          <w:tab w:val="center" w:pos="1965"/>
+        </w:tabs>
+        <w:rPr>
+          <w:sz w:val="40"/>
+          <w:szCs w:val="40"/>
+        </w:rPr>
+      </w:pPr>
+      <w:r>
+        <w:rPr>
+          <w:sz w:val="40"/>
+          <w:szCs w:val="40"/>
+        </w:rPr>
+        <w:t xml:space="preserve">- </w:t>
+      </w:r>
+      <w:r>
+        <w:rPr>
+          <w:b/>
+          <w:bCs/>
+          <w:sz w:val="40"/>
+          <w:szCs w:val="40"/>
+        </w:rPr>
+        <w:t>Intrinsic locking</w:t>
+      </w:r>
+      <w:r>
+        <w:rPr>
+          <w:sz w:val="40"/>
+          <w:szCs w:val="40"/>
+        </w:rPr>
+        <w:t xml:space="preserve"> guarantee that one thread sees the effects of another in a predictable manner.</w:t>
+      </w:r>
+    </w:p>
+    <w:p>
+      <w:pPr>
+        <w:tabs>
+          <w:tab w:val="center" w:pos="1965"/>
+        </w:tabs>
+        <w:rPr>
+          <w:sz w:val="40"/>
+          <w:szCs w:val="40"/>
+        </w:rPr>
+      </w:pPr>
+      <w:r>
+        <w:rPr>
+          <w:noProof/>
+        </w:rPr>
+        <w:drawing>
+          <wp:inline distT="0" distB="0" distL="0" distR="0" wp14:anchorId="661AE549" wp14:editId="6FEAB8C2">
+            <wp:extent cx="4111310" cy="2740873"/>
+            <wp:effectExtent l="0" t="0" r="3810" b="2540"/>
+            <wp:docPr id="900185072" name="Picture 1"/>
+            <wp:cNvGraphicFramePr>
+              <a:graphicFrameLocks xmlns:a="http://schemas.openxmlformats.org/drawingml/2006/main" noChangeAspect="1"/>
+            </wp:cNvGraphicFramePr>
+            <a:graphic xmlns:a="http://schemas.openxmlformats.org/drawingml/2006/main">
+              <a:graphicData uri="http://schemas.openxmlformats.org/drawingml/2006/picture">
+                <pic:pic xmlns:pic="http://schemas.openxmlformats.org/drawingml/2006/picture">
+                  <pic:nvPicPr>
+                    <pic:cNvPr id="900185072" name=""/>
+                    <pic:cNvPicPr/>
+                  </pic:nvPicPr>
+                  <pic:blipFill>
+                    <a:blip r:embed="rId32"/>
+                    <a:stretch>
+                      <a:fillRect/>
+                    </a:stretch>
+                  </pic:blipFill>
+                  <pic:spPr>
+                    <a:xfrm>
+                      <a:off x="0" y="0"/>
+                      <a:ext cx="4118180" cy="2745453"/>
+                    </a:xfrm>
+                    <a:prstGeom prst="rect">
+                      <a:avLst/>
+                    </a:prstGeom>
+                  </pic:spPr>
+                </pic:pic>
+              </a:graphicData>
+            </a:graphic>
+          </wp:inline>
+        </w:drawing>
+      </w:r>
+    </w:p>
+    <w:p>
+      <w:pPr>
+        <w:tabs>
+          <w:tab w:val="center" w:pos="1965"/>
+        </w:tabs>
+        <w:rPr>
+          <w:sz w:val="40"/>
+          <w:szCs w:val="40"/>
+        </w:rPr>
+      </w:pPr>
+      <w:r>
+        <w:rPr>
+          <w:sz w:val="40"/>
+          <w:szCs w:val="40"/>
+        </w:rPr>
+        <w:t>+Everything A did in or prior to a synchronized block is visible to B when it executes a synchronized block guarded by the same lock.</w:t>
+      </w:r>
+    </w:p>
+    <w:p>
+      <w:pPr>
+        <w:tabs>
+          <w:tab w:val="center" w:pos="1965"/>
+        </w:tabs>
+        <w:rPr>
+          <w:sz w:val="40"/>
+          <w:szCs w:val="40"/>
+        </w:rPr>
+      </w:pPr>
+      <w:r>
+        <w:rPr>
+          <w:noProof/>
+        </w:rPr>
+        <w:drawing>
+          <wp:inline distT="0" distB="0" distL="0" distR="0" wp14:anchorId="68B368D5" wp14:editId="56792618">
+            <wp:extent cx="5943600" cy="349885"/>
+            <wp:effectExtent l="0" t="0" r="0" b="0"/>
+            <wp:docPr id="275610" name="Picture 1"/>
+            <wp:cNvGraphicFramePr>
+              <a:graphicFrameLocks xmlns:a="http://schemas.openxmlformats.org/drawingml/2006/main" noChangeAspect="1"/>
+            </wp:cNvGraphicFramePr>
+            <a:graphic xmlns:a="http://schemas.openxmlformats.org/drawingml/2006/main">
+              <a:graphicData uri="http://schemas.openxmlformats.org/drawingml/2006/picture">
+                <pic:pic xmlns:pic="http://schemas.openxmlformats.org/drawingml/2006/picture">
+                  <pic:nvPicPr>
+                    <pic:cNvPr id="275610" name=""/>
+                    <pic:cNvPicPr/>
+                  </pic:nvPicPr>
+                  <pic:blipFill>
+                    <a:blip r:embed="rId33"/>
+                    <a:stretch>
+                      <a:fillRect/>
+                    </a:stretch>
+                  </pic:blipFill>
+                  <pic:spPr>
+                    <a:xfrm>
+                      <a:off x="0" y="0"/>
+                      <a:ext cx="5943600" cy="349885"/>
+                    </a:xfrm>
+                    <a:prstGeom prst="rect">
+                      <a:avLst/>
+                    </a:prstGeom>
+                  </pic:spPr>
+                </pic:pic>
+              </a:graphicData>
+            </a:graphic>
+          </wp:inline>
+        </w:drawing>
+      </w:r>
+    </w:p>
+    <w:p>
+      <w:pPr>
+        <w:pStyle w:val="Heading3"/>
+        <w:rPr>
+          <w:color w:val="501549" w:themeColor="accent5" w:themeShade="80"/>
+          <w:sz w:val="40"/>
+          <w:szCs w:val="40"/>
+        </w:rPr>
+      </w:pPr>
+      <w:r>
+        <w:rPr>
+          <w:color w:val="501549" w:themeColor="accent5" w:themeShade="80"/>
+          <w:sz w:val="40"/>
+          <w:szCs w:val="40"/>
+        </w:rPr>
+        <w:lastRenderedPageBreak/>
+        <w:t xml:space="preserve">3.1.4 Volatile Variables </w:t>
+      </w:r>
+    </w:p>
+    <w:p>
+      <w:pPr>
+        <w:tabs>
+          <w:tab w:val="center" w:pos="1965"/>
+        </w:tabs>
+        <w:rPr>
+          <w:sz w:val="40"/>
+          <w:szCs w:val="40"/>
+        </w:rPr>
+      </w:pPr>
+      <w:r>
+        <w:rPr>
+          <w:sz w:val="40"/>
+          <w:szCs w:val="40"/>
+        </w:rPr>
+        <w:t xml:space="preserve"> </w:t>
+      </w:r>
+      <w:r>
+        <w:rPr>
+          <w:sz w:val="40"/>
+          <w:szCs w:val="40"/>
+        </w:rPr>
+        <w:t>-volatile variable: ensure that updates to a variable are propagated predictably to other threads.</w:t>
+      </w:r>
     </w:p>
     <w:p>
       <w:pPr>
@@ -3416,37 +5340,14 @@
           <w:sz w:val="40"/>
           <w:szCs w:val="40"/>
         </w:rPr>
-        <w:t>3.1 Visibility</w:t>
-      </w:r>
-    </w:p>
-    <w:p>
-      <w:pPr>
-        <w:rPr>
-          <w:sz w:val="40"/>
-          <w:szCs w:val="40"/>
-        </w:rPr>
-      </w:pPr>
-    </w:p>
-    <w:p>
-      <w:pPr>
-        <w:pStyle w:val="Heading2"/>
-        <w:rPr>
-          <w:color w:val="275317" w:themeColor="accent6" w:themeShade="80"/>
-          <w:sz w:val="40"/>
-          <w:szCs w:val="40"/>
-        </w:rPr>
-      </w:pPr>
-      <w:r>
-        <w:rPr>
-          <w:color w:val="275317" w:themeColor="accent6" w:themeShade="80"/>
-          <w:sz w:val="40"/>
-          <w:szCs w:val="40"/>
-        </w:rPr>
         <w:t>3.2 Publication and Escape</w:t>
       </w:r>
     </w:p>
     <w:p>
       <w:pPr>
+        <w:tabs>
+          <w:tab w:val="center" w:pos="1965"/>
+        </w:tabs>
         <w:rPr>
           <w:sz w:val="40"/>
           <w:szCs w:val="40"/>
